--- a/05_交付物/通俗细分版_2026-08-07/05_编程数学数据分析和可视化/05-05_并行计算与性能优化/05-05_并行计算与性能优化_GitHub技能调研.docx
+++ b/05_交付物/通俗细分版_2026-08-07/05_编程数学数据分析和可视化/05-05_并行计算与性能优化/05-05_并行计算与性能优化_GitHub技能调研.docx
@@ -209,7 +209,7 @@
                 <w:b/>
                 <w:i w:val="0"/>
                 <w:color w:val="243447"/>
-                <w:sz w:val="19"/>
+                <w:sz w:val="22"/>
               </w:rPr>
               <w:t>英文名称</w:t>
             </w:r>
@@ -239,7 +239,7 @@
                 <w:b w:val="0"/>
                 <w:i w:val="0"/>
                 <w:color w:val="243447"/>
-                <w:sz w:val="19"/>
+                <w:sz w:val="22"/>
               </w:rPr>
               <w:t>dask</w:t>
             </w:r>
@@ -275,7 +275,7 @@
                 <w:b/>
                 <w:i w:val="0"/>
                 <w:color w:val="243447"/>
-                <w:sz w:val="19"/>
+                <w:sz w:val="22"/>
               </w:rPr>
               <w:t>推荐程度</w:t>
             </w:r>
@@ -305,7 +305,7 @@
                 <w:b w:val="0"/>
                 <w:i w:val="0"/>
                 <w:color w:val="243447"/>
-                <w:sz w:val="19"/>
+                <w:sz w:val="22"/>
               </w:rPr>
               <w:t>中</w:t>
             </w:r>
@@ -341,7 +341,7 @@
                 <w:b/>
                 <w:i w:val="0"/>
                 <w:color w:val="243447"/>
-                <w:sz w:val="19"/>
+                <w:sz w:val="22"/>
               </w:rPr>
               <w:t>接入难度</w:t>
             </w:r>
@@ -371,7 +371,7 @@
                 <w:b w:val="0"/>
                 <w:i w:val="0"/>
                 <w:color w:val="243447"/>
-                <w:sz w:val="19"/>
+                <w:sz w:val="22"/>
               </w:rPr>
               <w:t>低</w:t>
             </w:r>
@@ -406,7 +406,7 @@
                 <w:b/>
                 <w:i w:val="0"/>
                 <w:color w:val="243447"/>
-                <w:sz w:val="19"/>
+                <w:sz w:val="22"/>
               </w:rPr>
               <w:t>核验层级</w:t>
             </w:r>
@@ -435,7 +435,7 @@
                 <w:b w:val="0"/>
                 <w:i w:val="0"/>
                 <w:color w:val="243447"/>
-                <w:sz w:val="19"/>
+                <w:sz w:val="22"/>
               </w:rPr>
               <w:t>二级包内容验证</w:t>
             </w:r>
@@ -662,7 +662,7 @@
           <w:b/>
           <w:i w:val="0"/>
           <w:color w:val="203748"/>
-          <w:sz w:val="17"/>
+          <w:sz w:val="22"/>
         </w:rPr>
         <w:t>内部编号：</w:t>
       </w:r>
@@ -672,7 +672,7 @@
           <w:b w:val="0"/>
           <w:i w:val="0"/>
           <w:color w:val="243447"/>
-          <w:sz w:val="17"/>
+          <w:sz w:val="22"/>
         </w:rPr>
         <w:t>GH-05-0003</w:t>
       </w:r>
@@ -682,7 +682,7 @@
           <w:b w:val="0"/>
           <w:i w:val="0"/>
           <w:color w:val="5B6775"/>
-          <w:sz w:val="17"/>
+          <w:sz w:val="22"/>
         </w:rPr>
         <w:t xml:space="preserve">； </w:t>
       </w:r>
@@ -692,7 +692,7 @@
           <w:b/>
           <w:i w:val="0"/>
           <w:color w:val="203748"/>
-          <w:sz w:val="17"/>
+          <w:sz w:val="22"/>
         </w:rPr>
         <w:t>功能标签：</w:t>
       </w:r>
@@ -702,7 +702,7 @@
           <w:b w:val="0"/>
           <w:i w:val="0"/>
           <w:color w:val="243447"/>
-          <w:sz w:val="17"/>
+          <w:sz w:val="22"/>
         </w:rPr>
         <w:t>Dask、并行计算、分布式、DataFrame</w:t>
       </w:r>
@@ -712,7 +712,7 @@
           <w:b w:val="0"/>
           <w:i w:val="0"/>
           <w:color w:val="5B6775"/>
-          <w:sz w:val="17"/>
+          <w:sz w:val="22"/>
         </w:rPr>
         <w:t xml:space="preserve">； </w:t>
       </w:r>
@@ -722,7 +722,7 @@
           <w:b/>
           <w:i w:val="0"/>
           <w:color w:val="203748"/>
-          <w:sz w:val="17"/>
+          <w:sz w:val="22"/>
         </w:rPr>
         <w:t>原生生态：</w:t>
       </w:r>
@@ -732,7 +732,7 @@
           <w:b w:val="0"/>
           <w:i w:val="0"/>
           <w:color w:val="243447"/>
-          <w:sz w:val="17"/>
+          <w:sz w:val="22"/>
         </w:rPr>
         <w:t>Agent Skills（兼容 Codex、Claude Code、Cursor 等）</w:t>
       </w:r>
@@ -742,7 +742,7 @@
           <w:b w:val="0"/>
           <w:i w:val="0"/>
           <w:color w:val="5B6775"/>
-          <w:sz w:val="17"/>
+          <w:sz w:val="22"/>
         </w:rPr>
         <w:t xml:space="preserve">； </w:t>
       </w:r>
@@ -752,7 +752,7 @@
           <w:b/>
           <w:i w:val="0"/>
           <w:color w:val="203748"/>
-          <w:sz w:val="17"/>
+          <w:sz w:val="22"/>
         </w:rPr>
         <w:t>来源形态：</w:t>
       </w:r>
@@ -762,7 +762,7 @@
           <w:b w:val="0"/>
           <w:i w:val="0"/>
           <w:color w:val="243447"/>
-          <w:sz w:val="17"/>
+          <w:sz w:val="22"/>
         </w:rPr>
         <w:t>社区 skill、GitHub 开源仓库</w:t>
       </w:r>
@@ -772,7 +772,7 @@
           <w:b w:val="0"/>
           <w:i w:val="0"/>
           <w:color w:val="5B6775"/>
-          <w:sz w:val="17"/>
+          <w:sz w:val="22"/>
         </w:rPr>
         <w:t xml:space="preserve">； </w:t>
       </w:r>
@@ -782,7 +782,7 @@
           <w:b/>
           <w:i w:val="0"/>
           <w:color w:val="203748"/>
-          <w:sz w:val="17"/>
+          <w:sz w:val="22"/>
         </w:rPr>
         <w:t>许可证：</w:t>
       </w:r>
@@ -792,7 +792,7 @@
           <w:b w:val="0"/>
           <w:i w:val="0"/>
           <w:color w:val="243447"/>
-          <w:sz w:val="17"/>
+          <w:sz w:val="22"/>
         </w:rPr>
         <w:t>MIT</w:t>
       </w:r>
@@ -802,7 +802,7 @@
           <w:b w:val="0"/>
           <w:i w:val="0"/>
           <w:color w:val="5B6775"/>
-          <w:sz w:val="17"/>
+          <w:sz w:val="22"/>
         </w:rPr>
         <w:t xml:space="preserve">； </w:t>
       </w:r>
@@ -812,7 +812,7 @@
           <w:b/>
           <w:i w:val="0"/>
           <w:color w:val="203748"/>
-          <w:sz w:val="17"/>
+          <w:sz w:val="22"/>
         </w:rPr>
         <w:t>仓库最近更新：</w:t>
       </w:r>
@@ -822,7 +822,7 @@
           <w:b w:val="0"/>
           <w:i w:val="0"/>
           <w:color w:val="243447"/>
-          <w:sz w:val="17"/>
+          <w:sz w:val="22"/>
         </w:rPr>
         <w:t>2026-08-03</w:t>
       </w:r>
@@ -832,7 +832,7 @@
           <w:b/>
           <w:i w:val="0"/>
           <w:color w:val="203748"/>
-          <w:sz w:val="17"/>
+          <w:sz w:val="22"/>
         </w:rPr>
         <w:t>； 原始资料地址：</w:t>
       </w:r>
@@ -842,7 +842,8 @@
             <w:rFonts w:ascii="Calibri" w:hAnsi="Calibri" w:eastAsia="Microsoft YaHei"/>
             <w:color w:val="1F5F8B"/>
             <w:u w:val="single"/>
-            <w:sz w:val="17"/>
+            <w:sz w:val="22"/>
+            <w:szCs w:val="22"/>
           </w:rPr>
           <w:t>Skill 说明页</w:t>
         </w:r>
@@ -853,7 +854,7 @@
           <w:b w:val="0"/>
           <w:i w:val="0"/>
           <w:color w:val="5B6775"/>
-          <w:sz w:val="17"/>
+          <w:sz w:val="22"/>
         </w:rPr>
         <w:t xml:space="preserve"> | </w:t>
       </w:r>
@@ -863,7 +864,8 @@
             <w:rFonts w:ascii="Calibri" w:hAnsi="Calibri" w:eastAsia="Microsoft YaHei"/>
             <w:color w:val="1F5F8B"/>
             <w:u w:val="single"/>
-            <w:sz w:val="17"/>
+            <w:sz w:val="22"/>
+            <w:szCs w:val="22"/>
           </w:rPr>
           <w:t>GitHub 仓库</w:t>
         </w:r>
@@ -926,7 +928,7 @@
                 <w:b/>
                 <w:i w:val="0"/>
                 <w:color w:val="243447"/>
-                <w:sz w:val="19"/>
+                <w:sz w:val="22"/>
               </w:rPr>
               <w:t>英文名称</w:t>
             </w:r>
@@ -956,7 +958,7 @@
                 <w:b w:val="0"/>
                 <w:i w:val="0"/>
                 <w:color w:val="243447"/>
-                <w:sz w:val="19"/>
+                <w:sz w:val="22"/>
               </w:rPr>
               <w:t>optimize-for-gpu</w:t>
             </w:r>
@@ -992,7 +994,7 @@
                 <w:b/>
                 <w:i w:val="0"/>
                 <w:color w:val="243447"/>
-                <w:sz w:val="19"/>
+                <w:sz w:val="22"/>
               </w:rPr>
               <w:t>推荐程度</w:t>
             </w:r>
@@ -1022,7 +1024,7 @@
                 <w:b w:val="0"/>
                 <w:i w:val="0"/>
                 <w:color w:val="243447"/>
-                <w:sz w:val="19"/>
+                <w:sz w:val="22"/>
               </w:rPr>
               <w:t>中</w:t>
             </w:r>
@@ -1058,7 +1060,7 @@
                 <w:b/>
                 <w:i w:val="0"/>
                 <w:color w:val="243447"/>
-                <w:sz w:val="19"/>
+                <w:sz w:val="22"/>
               </w:rPr>
               <w:t>接入难度</w:t>
             </w:r>
@@ -1088,7 +1090,7 @@
                 <w:b w:val="0"/>
                 <w:i w:val="0"/>
                 <w:color w:val="243447"/>
-                <w:sz w:val="19"/>
+                <w:sz w:val="22"/>
               </w:rPr>
               <w:t>低</w:t>
             </w:r>
@@ -1123,7 +1125,7 @@
                 <w:b/>
                 <w:i w:val="0"/>
                 <w:color w:val="243447"/>
-                <w:sz w:val="19"/>
+                <w:sz w:val="22"/>
               </w:rPr>
               <w:t>核验层级</w:t>
             </w:r>
@@ -1152,7 +1154,7 @@
                 <w:b w:val="0"/>
                 <w:i w:val="0"/>
                 <w:color w:val="243447"/>
-                <w:sz w:val="19"/>
+                <w:sz w:val="22"/>
               </w:rPr>
               <w:t>二级包内容验证</w:t>
             </w:r>
@@ -1379,7 +1381,7 @@
           <w:b/>
           <w:i w:val="0"/>
           <w:color w:val="203748"/>
-          <w:sz w:val="17"/>
+          <w:sz w:val="22"/>
         </w:rPr>
         <w:t>内部编号：</w:t>
       </w:r>
@@ -1389,7 +1391,7 @@
           <w:b w:val="0"/>
           <w:i w:val="0"/>
           <w:color w:val="243447"/>
-          <w:sz w:val="17"/>
+          <w:sz w:val="22"/>
         </w:rPr>
         <w:t>GH-05-0024</w:t>
       </w:r>
@@ -1399,7 +1401,7 @@
           <w:b w:val="0"/>
           <w:i w:val="0"/>
           <w:color w:val="5B6775"/>
-          <w:sz w:val="17"/>
+          <w:sz w:val="22"/>
         </w:rPr>
         <w:t xml:space="preserve">； </w:t>
       </w:r>
@@ -1409,7 +1411,7 @@
           <w:b/>
           <w:i w:val="0"/>
           <w:color w:val="203748"/>
-          <w:sz w:val="17"/>
+          <w:sz w:val="22"/>
         </w:rPr>
         <w:t>功能标签：</w:t>
       </w:r>
@@ -1419,7 +1421,7 @@
           <w:b w:val="0"/>
           <w:i w:val="0"/>
           <w:color w:val="243447"/>
-          <w:sz w:val="17"/>
+          <w:sz w:val="22"/>
         </w:rPr>
         <w:t>GPU、性能分析、CUDA、向量化、优化</w:t>
       </w:r>
@@ -1429,7 +1431,7 @@
           <w:b w:val="0"/>
           <w:i w:val="0"/>
           <w:color w:val="5B6775"/>
-          <w:sz w:val="17"/>
+          <w:sz w:val="22"/>
         </w:rPr>
         <w:t xml:space="preserve">； </w:t>
       </w:r>
@@ -1439,7 +1441,7 @@
           <w:b/>
           <w:i w:val="0"/>
           <w:color w:val="203748"/>
-          <w:sz w:val="17"/>
+          <w:sz w:val="22"/>
         </w:rPr>
         <w:t>原生生态：</w:t>
       </w:r>
@@ -1449,7 +1451,7 @@
           <w:b w:val="0"/>
           <w:i w:val="0"/>
           <w:color w:val="243447"/>
-          <w:sz w:val="17"/>
+          <w:sz w:val="22"/>
         </w:rPr>
         <w:t>Agent Skills（兼容 Codex、Claude Code、Cursor 等）</w:t>
       </w:r>
@@ -1459,7 +1461,7 @@
           <w:b w:val="0"/>
           <w:i w:val="0"/>
           <w:color w:val="5B6775"/>
-          <w:sz w:val="17"/>
+          <w:sz w:val="22"/>
         </w:rPr>
         <w:t xml:space="preserve">； </w:t>
       </w:r>
@@ -1469,7 +1471,7 @@
           <w:b/>
           <w:i w:val="0"/>
           <w:color w:val="203748"/>
-          <w:sz w:val="17"/>
+          <w:sz w:val="22"/>
         </w:rPr>
         <w:t>来源形态：</w:t>
       </w:r>
@@ -1479,7 +1481,7 @@
           <w:b w:val="0"/>
           <w:i w:val="0"/>
           <w:color w:val="243447"/>
-          <w:sz w:val="17"/>
+          <w:sz w:val="22"/>
         </w:rPr>
         <w:t>社区 skill、GitHub 开源仓库</w:t>
       </w:r>
@@ -1489,7 +1491,7 @@
           <w:b w:val="0"/>
           <w:i w:val="0"/>
           <w:color w:val="5B6775"/>
-          <w:sz w:val="17"/>
+          <w:sz w:val="22"/>
         </w:rPr>
         <w:t xml:space="preserve">； </w:t>
       </w:r>
@@ -1499,7 +1501,7 @@
           <w:b/>
           <w:i w:val="0"/>
           <w:color w:val="203748"/>
-          <w:sz w:val="17"/>
+          <w:sz w:val="22"/>
         </w:rPr>
         <w:t>许可证：</w:t>
       </w:r>
@@ -1509,7 +1511,7 @@
           <w:b w:val="0"/>
           <w:i w:val="0"/>
           <w:color w:val="243447"/>
-          <w:sz w:val="17"/>
+          <w:sz w:val="22"/>
         </w:rPr>
         <w:t>MIT</w:t>
       </w:r>
@@ -1519,7 +1521,7 @@
           <w:b w:val="0"/>
           <w:i w:val="0"/>
           <w:color w:val="5B6775"/>
-          <w:sz w:val="17"/>
+          <w:sz w:val="22"/>
         </w:rPr>
         <w:t xml:space="preserve">； </w:t>
       </w:r>
@@ -1529,7 +1531,7 @@
           <w:b/>
           <w:i w:val="0"/>
           <w:color w:val="203748"/>
-          <w:sz w:val="17"/>
+          <w:sz w:val="22"/>
         </w:rPr>
         <w:t>仓库最近更新：</w:t>
       </w:r>
@@ -1539,7 +1541,7 @@
           <w:b w:val="0"/>
           <w:i w:val="0"/>
           <w:color w:val="243447"/>
-          <w:sz w:val="17"/>
+          <w:sz w:val="22"/>
         </w:rPr>
         <w:t>2026-08-03</w:t>
       </w:r>
@@ -1549,7 +1551,7 @@
           <w:b/>
           <w:i w:val="0"/>
           <w:color w:val="203748"/>
-          <w:sz w:val="17"/>
+          <w:sz w:val="22"/>
         </w:rPr>
         <w:t>； 原始资料地址：</w:t>
       </w:r>
@@ -1559,7 +1561,8 @@
             <w:rFonts w:ascii="Calibri" w:hAnsi="Calibri" w:eastAsia="Microsoft YaHei"/>
             <w:color w:val="1F5F8B"/>
             <w:u w:val="single"/>
-            <w:sz w:val="17"/>
+            <w:sz w:val="22"/>
+            <w:szCs w:val="22"/>
           </w:rPr>
           <w:t>Skill 说明页</w:t>
         </w:r>
@@ -1570,7 +1573,7 @@
           <w:b w:val="0"/>
           <w:i w:val="0"/>
           <w:color w:val="5B6775"/>
-          <w:sz w:val="17"/>
+          <w:sz w:val="22"/>
         </w:rPr>
         <w:t xml:space="preserve"> | </w:t>
       </w:r>
@@ -1580,7 +1583,8 @@
             <w:rFonts w:ascii="Calibri" w:hAnsi="Calibri" w:eastAsia="Microsoft YaHei"/>
             <w:color w:val="1F5F8B"/>
             <w:u w:val="single"/>
-            <w:sz w:val="17"/>
+            <w:sz w:val="22"/>
+            <w:szCs w:val="22"/>
           </w:rPr>
           <w:t>GitHub 仓库</w:t>
         </w:r>
@@ -1643,7 +1647,7 @@
                 <w:b/>
                 <w:i w:val="0"/>
                 <w:color w:val="243447"/>
-                <w:sz w:val="19"/>
+                <w:sz w:val="22"/>
               </w:rPr>
               <w:t>英文名称</w:t>
             </w:r>
@@ -1673,7 +1677,7 @@
                 <w:b w:val="0"/>
                 <w:i w:val="0"/>
                 <w:color w:val="243447"/>
-                <w:sz w:val="19"/>
+                <w:sz w:val="22"/>
               </w:rPr>
               <w:t>spark-optimization</w:t>
             </w:r>
@@ -1709,7 +1713,7 @@
                 <w:b/>
                 <w:i w:val="0"/>
                 <w:color w:val="243447"/>
-                <w:sz w:val="19"/>
+                <w:sz w:val="22"/>
               </w:rPr>
               <w:t>推荐程度</w:t>
             </w:r>
@@ -1739,7 +1743,7 @@
                 <w:b w:val="0"/>
                 <w:i w:val="0"/>
                 <w:color w:val="243447"/>
-                <w:sz w:val="19"/>
+                <w:sz w:val="22"/>
               </w:rPr>
               <w:t>中</w:t>
             </w:r>
@@ -1775,7 +1779,7 @@
                 <w:b/>
                 <w:i w:val="0"/>
                 <w:color w:val="243447"/>
-                <w:sz w:val="19"/>
+                <w:sz w:val="22"/>
               </w:rPr>
               <w:t>接入难度</w:t>
             </w:r>
@@ -1805,7 +1809,7 @@
                 <w:b w:val="0"/>
                 <w:i w:val="0"/>
                 <w:color w:val="243447"/>
-                <w:sz w:val="19"/>
+                <w:sz w:val="22"/>
               </w:rPr>
               <w:t>中</w:t>
             </w:r>
@@ -1840,7 +1844,7 @@
                 <w:b/>
                 <w:i w:val="0"/>
                 <w:color w:val="243447"/>
-                <w:sz w:val="19"/>
+                <w:sz w:val="22"/>
               </w:rPr>
               <w:t>核验层级</w:t>
             </w:r>
@@ -1869,7 +1873,7 @@
                 <w:b w:val="0"/>
                 <w:i w:val="0"/>
                 <w:color w:val="243447"/>
-                <w:sz w:val="19"/>
+                <w:sz w:val="22"/>
               </w:rPr>
               <w:t>二级包内容验证</w:t>
             </w:r>
@@ -2096,7 +2100,7 @@
           <w:b/>
           <w:i w:val="0"/>
           <w:color w:val="203748"/>
-          <w:sz w:val="17"/>
+          <w:sz w:val="22"/>
         </w:rPr>
         <w:t>内部编号：</w:t>
       </w:r>
@@ -2106,7 +2110,7 @@
           <w:b w:val="0"/>
           <w:i w:val="0"/>
           <w:color w:val="243447"/>
-          <w:sz w:val="17"/>
+          <w:sz w:val="22"/>
         </w:rPr>
         <w:t>GH-05-0036</w:t>
       </w:r>
@@ -2116,7 +2120,7 @@
           <w:b w:val="0"/>
           <w:i w:val="0"/>
           <w:color w:val="5B6775"/>
-          <w:sz w:val="17"/>
+          <w:sz w:val="22"/>
         </w:rPr>
         <w:t xml:space="preserve">； </w:t>
       </w:r>
@@ -2126,7 +2130,7 @@
           <w:b/>
           <w:i w:val="0"/>
           <w:color w:val="203748"/>
-          <w:sz w:val="17"/>
+          <w:sz w:val="22"/>
         </w:rPr>
         <w:t>功能标签：</w:t>
       </w:r>
@@ -2136,7 +2140,7 @@
           <w:b w:val="0"/>
           <w:i w:val="0"/>
           <w:color w:val="243447"/>
-          <w:sz w:val="17"/>
+          <w:sz w:val="22"/>
         </w:rPr>
         <w:t>Spark、执行计划、分区、缓存、性能</w:t>
       </w:r>
@@ -2146,7 +2150,7 @@
           <w:b w:val="0"/>
           <w:i w:val="0"/>
           <w:color w:val="5B6775"/>
-          <w:sz w:val="17"/>
+          <w:sz w:val="22"/>
         </w:rPr>
         <w:t xml:space="preserve">； </w:t>
       </w:r>
@@ -2156,7 +2160,7 @@
           <w:b/>
           <w:i w:val="0"/>
           <w:color w:val="203748"/>
-          <w:sz w:val="17"/>
+          <w:sz w:val="22"/>
         </w:rPr>
         <w:t>原生生态：</w:t>
       </w:r>
@@ -2166,7 +2170,7 @@
           <w:b w:val="0"/>
           <w:i w:val="0"/>
           <w:color w:val="243447"/>
-          <w:sz w:val="17"/>
+          <w:sz w:val="22"/>
         </w:rPr>
         <w:t>多智能体生态（Codex、Claude Code、Cursor、Gemini CLI 等）</w:t>
       </w:r>
@@ -2176,7 +2180,7 @@
           <w:b w:val="0"/>
           <w:i w:val="0"/>
           <w:color w:val="5B6775"/>
-          <w:sz w:val="17"/>
+          <w:sz w:val="22"/>
         </w:rPr>
         <w:t xml:space="preserve">； </w:t>
       </w:r>
@@ -2186,7 +2190,7 @@
           <w:b/>
           <w:i w:val="0"/>
           <w:color w:val="203748"/>
-          <w:sz w:val="17"/>
+          <w:sz w:val="22"/>
         </w:rPr>
         <w:t>来源形态：</w:t>
       </w:r>
@@ -2196,7 +2200,7 @@
           <w:b w:val="0"/>
           <w:i w:val="0"/>
           <w:color w:val="243447"/>
-          <w:sz w:val="17"/>
+          <w:sz w:val="22"/>
         </w:rPr>
         <w:t>社区 skill、GitHub 开源仓库</w:t>
       </w:r>
@@ -2206,7 +2210,7 @@
           <w:b w:val="0"/>
           <w:i w:val="0"/>
           <w:color w:val="5B6775"/>
-          <w:sz w:val="17"/>
+          <w:sz w:val="22"/>
         </w:rPr>
         <w:t xml:space="preserve">； </w:t>
       </w:r>
@@ -2216,7 +2220,7 @@
           <w:b/>
           <w:i w:val="0"/>
           <w:color w:val="203748"/>
-          <w:sz w:val="17"/>
+          <w:sz w:val="22"/>
         </w:rPr>
         <w:t>许可证：</w:t>
       </w:r>
@@ -2226,7 +2230,7 @@
           <w:b w:val="0"/>
           <w:i w:val="0"/>
           <w:color w:val="243447"/>
-          <w:sz w:val="17"/>
+          <w:sz w:val="22"/>
         </w:rPr>
         <w:t>MIT</w:t>
       </w:r>
@@ -2236,7 +2240,7 @@
           <w:b w:val="0"/>
           <w:i w:val="0"/>
           <w:color w:val="5B6775"/>
-          <w:sz w:val="17"/>
+          <w:sz w:val="22"/>
         </w:rPr>
         <w:t xml:space="preserve">； </w:t>
       </w:r>
@@ -2246,7 +2250,7 @@
           <w:b/>
           <w:i w:val="0"/>
           <w:color w:val="203748"/>
-          <w:sz w:val="17"/>
+          <w:sz w:val="22"/>
         </w:rPr>
         <w:t>仓库最近更新：</w:t>
       </w:r>
@@ -2256,7 +2260,7 @@
           <w:b w:val="0"/>
           <w:i w:val="0"/>
           <w:color w:val="243447"/>
-          <w:sz w:val="17"/>
+          <w:sz w:val="22"/>
         </w:rPr>
         <w:t>2026-08-05</w:t>
       </w:r>
@@ -2266,7 +2270,7 @@
           <w:b/>
           <w:i w:val="0"/>
           <w:color w:val="203748"/>
-          <w:sz w:val="17"/>
+          <w:sz w:val="22"/>
         </w:rPr>
         <w:t>； 原始资料地址：</w:t>
       </w:r>
@@ -2276,7 +2280,8 @@
             <w:rFonts w:ascii="Calibri" w:hAnsi="Calibri" w:eastAsia="Microsoft YaHei"/>
             <w:color w:val="1F5F8B"/>
             <w:u w:val="single"/>
-            <w:sz w:val="17"/>
+            <w:sz w:val="22"/>
+            <w:szCs w:val="22"/>
           </w:rPr>
           <w:t>Skill 说明页</w:t>
         </w:r>
@@ -2287,7 +2292,7 @@
           <w:b w:val="0"/>
           <w:i w:val="0"/>
           <w:color w:val="5B6775"/>
-          <w:sz w:val="17"/>
+          <w:sz w:val="22"/>
         </w:rPr>
         <w:t xml:space="preserve"> | </w:t>
       </w:r>
@@ -2297,7 +2302,8 @@
             <w:rFonts w:ascii="Calibri" w:hAnsi="Calibri" w:eastAsia="Microsoft YaHei"/>
             <w:color w:val="1F5F8B"/>
             <w:u w:val="single"/>
-            <w:sz w:val="17"/>
+            <w:sz w:val="22"/>
+            <w:szCs w:val="22"/>
           </w:rPr>
           <w:t>GitHub 仓库</w:t>
         </w:r>
@@ -2360,7 +2366,7 @@
                 <w:b/>
                 <w:i w:val="0"/>
                 <w:color w:val="243447"/>
-                <w:sz w:val="19"/>
+                <w:sz w:val="22"/>
               </w:rPr>
               <w:t>英文名称</w:t>
             </w:r>
@@ -2390,7 +2396,7 @@
                 <w:b w:val="0"/>
                 <w:i w:val="0"/>
                 <w:color w:val="243447"/>
-                <w:sz w:val="19"/>
+                <w:sz w:val="22"/>
               </w:rPr>
               <w:t>python-performance-optimization</w:t>
             </w:r>
@@ -2426,7 +2432,7 @@
                 <w:b/>
                 <w:i w:val="0"/>
                 <w:color w:val="243447"/>
-                <w:sz w:val="19"/>
+                <w:sz w:val="22"/>
               </w:rPr>
               <w:t>推荐程度</w:t>
             </w:r>
@@ -2456,7 +2462,7 @@
                 <w:b w:val="0"/>
                 <w:i w:val="0"/>
                 <w:color w:val="243447"/>
-                <w:sz w:val="19"/>
+                <w:sz w:val="22"/>
               </w:rPr>
               <w:t>中</w:t>
             </w:r>
@@ -2492,7 +2498,7 @@
                 <w:b/>
                 <w:i w:val="0"/>
                 <w:color w:val="243447"/>
-                <w:sz w:val="19"/>
+                <w:sz w:val="22"/>
               </w:rPr>
               <w:t>接入难度</w:t>
             </w:r>
@@ -2522,7 +2528,7 @@
                 <w:b w:val="0"/>
                 <w:i w:val="0"/>
                 <w:color w:val="243447"/>
-                <w:sz w:val="19"/>
+                <w:sz w:val="22"/>
               </w:rPr>
               <w:t>中</w:t>
             </w:r>
@@ -2557,7 +2563,7 @@
                 <w:b/>
                 <w:i w:val="0"/>
                 <w:color w:val="243447"/>
-                <w:sz w:val="19"/>
+                <w:sz w:val="22"/>
               </w:rPr>
               <w:t>核验层级</w:t>
             </w:r>
@@ -2586,7 +2592,7 @@
                 <w:b w:val="0"/>
                 <w:i w:val="0"/>
                 <w:color w:val="243447"/>
-                <w:sz w:val="19"/>
+                <w:sz w:val="22"/>
               </w:rPr>
               <w:t>二级包内容验证</w:t>
             </w:r>
@@ -2813,7 +2819,7 @@
           <w:b/>
           <w:i w:val="0"/>
           <w:color w:val="203748"/>
-          <w:sz w:val="17"/>
+          <w:sz w:val="22"/>
         </w:rPr>
         <w:t>内部编号：</w:t>
       </w:r>
@@ -2823,7 +2829,7 @@
           <w:b w:val="0"/>
           <w:i w:val="0"/>
           <w:color w:val="243447"/>
-          <w:sz w:val="17"/>
+          <w:sz w:val="22"/>
         </w:rPr>
         <w:t>GH-05-0043</w:t>
       </w:r>
@@ -2833,7 +2839,7 @@
           <w:b w:val="0"/>
           <w:i w:val="0"/>
           <w:color w:val="5B6775"/>
-          <w:sz w:val="17"/>
+          <w:sz w:val="22"/>
         </w:rPr>
         <w:t xml:space="preserve">； </w:t>
       </w:r>
@@ -2843,7 +2849,7 @@
           <w:b/>
           <w:i w:val="0"/>
           <w:color w:val="203748"/>
-          <w:sz w:val="17"/>
+          <w:sz w:val="22"/>
         </w:rPr>
         <w:t>功能标签：</w:t>
       </w:r>
@@ -2853,7 +2859,7 @@
           <w:b w:val="0"/>
           <w:i w:val="0"/>
           <w:color w:val="243447"/>
-          <w:sz w:val="17"/>
+          <w:sz w:val="22"/>
         </w:rPr>
         <w:t>Python、profiling、基准、内存、优化</w:t>
       </w:r>
@@ -2863,7 +2869,7 @@
           <w:b w:val="0"/>
           <w:i w:val="0"/>
           <w:color w:val="5B6775"/>
-          <w:sz w:val="17"/>
+          <w:sz w:val="22"/>
         </w:rPr>
         <w:t xml:space="preserve">； </w:t>
       </w:r>
@@ -2873,7 +2879,7 @@
           <w:b/>
           <w:i w:val="0"/>
           <w:color w:val="203748"/>
-          <w:sz w:val="17"/>
+          <w:sz w:val="22"/>
         </w:rPr>
         <w:t>原生生态：</w:t>
       </w:r>
@@ -2883,7 +2889,7 @@
           <w:b w:val="0"/>
           <w:i w:val="0"/>
           <w:color w:val="243447"/>
-          <w:sz w:val="17"/>
+          <w:sz w:val="22"/>
         </w:rPr>
         <w:t>多智能体生态（Codex、Claude Code、Cursor、Gemini CLI 等）</w:t>
       </w:r>
@@ -2893,7 +2899,7 @@
           <w:b w:val="0"/>
           <w:i w:val="0"/>
           <w:color w:val="5B6775"/>
-          <w:sz w:val="17"/>
+          <w:sz w:val="22"/>
         </w:rPr>
         <w:t xml:space="preserve">； </w:t>
       </w:r>
@@ -2903,7 +2909,7 @@
           <w:b/>
           <w:i w:val="0"/>
           <w:color w:val="203748"/>
-          <w:sz w:val="17"/>
+          <w:sz w:val="22"/>
         </w:rPr>
         <w:t>来源形态：</w:t>
       </w:r>
@@ -2913,7 +2919,7 @@
           <w:b w:val="0"/>
           <w:i w:val="0"/>
           <w:color w:val="243447"/>
-          <w:sz w:val="17"/>
+          <w:sz w:val="22"/>
         </w:rPr>
         <w:t>社区 skill、GitHub 开源仓库</w:t>
       </w:r>
@@ -2923,7 +2929,7 @@
           <w:b w:val="0"/>
           <w:i w:val="0"/>
           <w:color w:val="5B6775"/>
-          <w:sz w:val="17"/>
+          <w:sz w:val="22"/>
         </w:rPr>
         <w:t xml:space="preserve">； </w:t>
       </w:r>
@@ -2933,7 +2939,7 @@
           <w:b/>
           <w:i w:val="0"/>
           <w:color w:val="203748"/>
-          <w:sz w:val="17"/>
+          <w:sz w:val="22"/>
         </w:rPr>
         <w:t>许可证：</w:t>
       </w:r>
@@ -2943,7 +2949,7 @@
           <w:b w:val="0"/>
           <w:i w:val="0"/>
           <w:color w:val="243447"/>
-          <w:sz w:val="17"/>
+          <w:sz w:val="22"/>
         </w:rPr>
         <w:t>MIT</w:t>
       </w:r>
@@ -2953,7 +2959,7 @@
           <w:b w:val="0"/>
           <w:i w:val="0"/>
           <w:color w:val="5B6775"/>
-          <w:sz w:val="17"/>
+          <w:sz w:val="22"/>
         </w:rPr>
         <w:t xml:space="preserve">； </w:t>
       </w:r>
@@ -2963,7 +2969,7 @@
           <w:b/>
           <w:i w:val="0"/>
           <w:color w:val="203748"/>
-          <w:sz w:val="17"/>
+          <w:sz w:val="22"/>
         </w:rPr>
         <w:t>仓库最近更新：</w:t>
       </w:r>
@@ -2973,7 +2979,7 @@
           <w:b w:val="0"/>
           <w:i w:val="0"/>
           <w:color w:val="243447"/>
-          <w:sz w:val="17"/>
+          <w:sz w:val="22"/>
         </w:rPr>
         <w:t>2026-08-05</w:t>
       </w:r>
@@ -2983,7 +2989,7 @@
           <w:b/>
           <w:i w:val="0"/>
           <w:color w:val="203748"/>
-          <w:sz w:val="17"/>
+          <w:sz w:val="22"/>
         </w:rPr>
         <w:t>； 原始资料地址：</w:t>
       </w:r>
@@ -2993,7 +2999,8 @@
             <w:rFonts w:ascii="Calibri" w:hAnsi="Calibri" w:eastAsia="Microsoft YaHei"/>
             <w:color w:val="1F5F8B"/>
             <w:u w:val="single"/>
-            <w:sz w:val="17"/>
+            <w:sz w:val="22"/>
+            <w:szCs w:val="22"/>
           </w:rPr>
           <w:t>Skill 说明页</w:t>
         </w:r>
@@ -3004,7 +3011,7 @@
           <w:b w:val="0"/>
           <w:i w:val="0"/>
           <w:color w:val="5B6775"/>
-          <w:sz w:val="17"/>
+          <w:sz w:val="22"/>
         </w:rPr>
         <w:t xml:space="preserve"> | </w:t>
       </w:r>
@@ -3014,7 +3021,8 @@
             <w:rFonts w:ascii="Calibri" w:hAnsi="Calibri" w:eastAsia="Microsoft YaHei"/>
             <w:color w:val="1F5F8B"/>
             <w:u w:val="single"/>
-            <w:sz w:val="17"/>
+            <w:sz w:val="22"/>
+            <w:szCs w:val="22"/>
           </w:rPr>
           <w:t>GitHub 仓库</w:t>
         </w:r>
@@ -3077,7 +3085,7 @@
                 <w:b/>
                 <w:i w:val="0"/>
                 <w:color w:val="243447"/>
-                <w:sz w:val="19"/>
+                <w:sz w:val="22"/>
               </w:rPr>
               <w:t>英文名称</w:t>
             </w:r>
@@ -3107,7 +3115,7 @@
                 <w:b w:val="0"/>
                 <w:i w:val="0"/>
                 <w:color w:val="243447"/>
-                <w:sz w:val="19"/>
+                <w:sz w:val="22"/>
               </w:rPr>
               <w:t>async-python-patterns</w:t>
             </w:r>
@@ -3143,7 +3151,7 @@
                 <w:b/>
                 <w:i w:val="0"/>
                 <w:color w:val="243447"/>
-                <w:sz w:val="19"/>
+                <w:sz w:val="22"/>
               </w:rPr>
               <w:t>推荐程度</w:t>
             </w:r>
@@ -3173,7 +3181,7 @@
                 <w:b w:val="0"/>
                 <w:i w:val="0"/>
                 <w:color w:val="243447"/>
-                <w:sz w:val="19"/>
+                <w:sz w:val="22"/>
               </w:rPr>
               <w:t>中</w:t>
             </w:r>
@@ -3209,7 +3217,7 @@
                 <w:b/>
                 <w:i w:val="0"/>
                 <w:color w:val="243447"/>
-                <w:sz w:val="19"/>
+                <w:sz w:val="22"/>
               </w:rPr>
               <w:t>接入难度</w:t>
             </w:r>
@@ -3239,7 +3247,7 @@
                 <w:b w:val="0"/>
                 <w:i w:val="0"/>
                 <w:color w:val="243447"/>
-                <w:sz w:val="19"/>
+                <w:sz w:val="22"/>
               </w:rPr>
               <w:t>中</w:t>
             </w:r>
@@ -3274,7 +3282,7 @@
                 <w:b/>
                 <w:i w:val="0"/>
                 <w:color w:val="243447"/>
-                <w:sz w:val="19"/>
+                <w:sz w:val="22"/>
               </w:rPr>
               <w:t>核验层级</w:t>
             </w:r>
@@ -3303,7 +3311,7 @@
                 <w:b w:val="0"/>
                 <w:i w:val="0"/>
                 <w:color w:val="243447"/>
-                <w:sz w:val="19"/>
+                <w:sz w:val="22"/>
               </w:rPr>
               <w:t>二级包内容验证</w:t>
             </w:r>
@@ -3530,7 +3538,7 @@
           <w:b/>
           <w:i w:val="0"/>
           <w:color w:val="203748"/>
-          <w:sz w:val="17"/>
+          <w:sz w:val="22"/>
         </w:rPr>
         <w:t>内部编号：</w:t>
       </w:r>
@@ -3540,7 +3548,7 @@
           <w:b w:val="0"/>
           <w:i w:val="0"/>
           <w:color w:val="243447"/>
-          <w:sz w:val="17"/>
+          <w:sz w:val="22"/>
         </w:rPr>
         <w:t>GH-05-0044</w:t>
       </w:r>
@@ -3550,7 +3558,7 @@
           <w:b w:val="0"/>
           <w:i w:val="0"/>
           <w:color w:val="5B6775"/>
-          <w:sz w:val="17"/>
+          <w:sz w:val="22"/>
         </w:rPr>
         <w:t xml:space="preserve">； </w:t>
       </w:r>
@@ -3560,7 +3568,7 @@
           <w:b/>
           <w:i w:val="0"/>
           <w:color w:val="203748"/>
-          <w:sz w:val="17"/>
+          <w:sz w:val="22"/>
         </w:rPr>
         <w:t>功能标签：</w:t>
       </w:r>
@@ -3570,7 +3578,7 @@
           <w:b w:val="0"/>
           <w:i w:val="0"/>
           <w:color w:val="243447"/>
-          <w:sz w:val="17"/>
+          <w:sz w:val="22"/>
         </w:rPr>
         <w:t>asyncio、并发、任务、取消、超时</w:t>
       </w:r>
@@ -3580,7 +3588,7 @@
           <w:b w:val="0"/>
           <w:i w:val="0"/>
           <w:color w:val="5B6775"/>
-          <w:sz w:val="17"/>
+          <w:sz w:val="22"/>
         </w:rPr>
         <w:t xml:space="preserve">； </w:t>
       </w:r>
@@ -3590,7 +3598,7 @@
           <w:b/>
           <w:i w:val="0"/>
           <w:color w:val="203748"/>
-          <w:sz w:val="17"/>
+          <w:sz w:val="22"/>
         </w:rPr>
         <w:t>原生生态：</w:t>
       </w:r>
@@ -3600,7 +3608,7 @@
           <w:b w:val="0"/>
           <w:i w:val="0"/>
           <w:color w:val="243447"/>
-          <w:sz w:val="17"/>
+          <w:sz w:val="22"/>
         </w:rPr>
         <w:t>多智能体生态（Codex、Claude Code、Cursor、Gemini CLI 等）</w:t>
       </w:r>
@@ -3610,7 +3618,7 @@
           <w:b w:val="0"/>
           <w:i w:val="0"/>
           <w:color w:val="5B6775"/>
-          <w:sz w:val="17"/>
+          <w:sz w:val="22"/>
         </w:rPr>
         <w:t xml:space="preserve">； </w:t>
       </w:r>
@@ -3620,7 +3628,7 @@
           <w:b/>
           <w:i w:val="0"/>
           <w:color w:val="203748"/>
-          <w:sz w:val="17"/>
+          <w:sz w:val="22"/>
         </w:rPr>
         <w:t>来源形态：</w:t>
       </w:r>
@@ -3630,7 +3638,7 @@
           <w:b w:val="0"/>
           <w:i w:val="0"/>
           <w:color w:val="243447"/>
-          <w:sz w:val="17"/>
+          <w:sz w:val="22"/>
         </w:rPr>
         <w:t>社区 skill、GitHub 开源仓库</w:t>
       </w:r>
@@ -3640,7 +3648,7 @@
           <w:b w:val="0"/>
           <w:i w:val="0"/>
           <w:color w:val="5B6775"/>
-          <w:sz w:val="17"/>
+          <w:sz w:val="22"/>
         </w:rPr>
         <w:t xml:space="preserve">； </w:t>
       </w:r>
@@ -3650,7 +3658,7 @@
           <w:b/>
           <w:i w:val="0"/>
           <w:color w:val="203748"/>
-          <w:sz w:val="17"/>
+          <w:sz w:val="22"/>
         </w:rPr>
         <w:t>许可证：</w:t>
       </w:r>
@@ -3660,7 +3668,7 @@
           <w:b w:val="0"/>
           <w:i w:val="0"/>
           <w:color w:val="243447"/>
-          <w:sz w:val="17"/>
+          <w:sz w:val="22"/>
         </w:rPr>
         <w:t>MIT</w:t>
       </w:r>
@@ -3670,7 +3678,7 @@
           <w:b w:val="0"/>
           <w:i w:val="0"/>
           <w:color w:val="5B6775"/>
-          <w:sz w:val="17"/>
+          <w:sz w:val="22"/>
         </w:rPr>
         <w:t xml:space="preserve">； </w:t>
       </w:r>
@@ -3680,7 +3688,7 @@
           <w:b/>
           <w:i w:val="0"/>
           <w:color w:val="203748"/>
-          <w:sz w:val="17"/>
+          <w:sz w:val="22"/>
         </w:rPr>
         <w:t>仓库最近更新：</w:t>
       </w:r>
@@ -3690,7 +3698,7 @@
           <w:b w:val="0"/>
           <w:i w:val="0"/>
           <w:color w:val="243447"/>
-          <w:sz w:val="17"/>
+          <w:sz w:val="22"/>
         </w:rPr>
         <w:t>2026-08-05</w:t>
       </w:r>
@@ -3700,7 +3708,7 @@
           <w:b/>
           <w:i w:val="0"/>
           <w:color w:val="203748"/>
-          <w:sz w:val="17"/>
+          <w:sz w:val="22"/>
         </w:rPr>
         <w:t>； 原始资料地址：</w:t>
       </w:r>
@@ -3710,7 +3718,8 @@
             <w:rFonts w:ascii="Calibri" w:hAnsi="Calibri" w:eastAsia="Microsoft YaHei"/>
             <w:color w:val="1F5F8B"/>
             <w:u w:val="single"/>
-            <w:sz w:val="17"/>
+            <w:sz w:val="22"/>
+            <w:szCs w:val="22"/>
           </w:rPr>
           <w:t>Skill 说明页</w:t>
         </w:r>
@@ -3721,7 +3730,7 @@
           <w:b w:val="0"/>
           <w:i w:val="0"/>
           <w:color w:val="5B6775"/>
-          <w:sz w:val="17"/>
+          <w:sz w:val="22"/>
         </w:rPr>
         <w:t xml:space="preserve"> | </w:t>
       </w:r>
@@ -3731,7 +3740,8 @@
             <w:rFonts w:ascii="Calibri" w:hAnsi="Calibri" w:eastAsia="Microsoft YaHei"/>
             <w:color w:val="1F5F8B"/>
             <w:u w:val="single"/>
-            <w:sz w:val="17"/>
+            <w:sz w:val="22"/>
+            <w:szCs w:val="22"/>
           </w:rPr>
           <w:t>GitHub 仓库</w:t>
         </w:r>

--- a/05_交付物/通俗细分版_2026-08-07/05_编程数学数据分析和可视化/05-05_并行计算与性能优化/05-05_并行计算与性能优化_GitHub技能调研.docx
+++ b/05_交付物/通俗细分版_2026-08-07/05_编程数学数据分析和可视化/05-05_并行计算与性能优化/05-05_并行计算与性能优化_GitHub技能调研.docx
@@ -620,6 +620,7 @@
     </w:p>
     <w:p>
       <w:pPr>
+        <w:keepNext/>
         <w:keepLines w:val="0"/>
       </w:pPr>
       <w:r>
@@ -646,16 +647,20 @@
     <w:p>
       <w:pPr>
         <w:pStyle w:val="Heading3"/>
+        <w:keepNext w:val="0"/>
+        <w:keepLines/>
+        <w:spacing w:before="120" w:after="0" w:line="240" w:lineRule="auto"/>
       </w:pPr>
       <w:r>
-        <w:t>技术追溯</w:t>
+        <w:rPr>
+          <w:rFonts w:ascii="Calibri" w:hAnsi="Calibri" w:eastAsia="Microsoft YaHei"/>
+          <w:b/>
+          <w:i w:val="0"/>
+          <w:color w:val="1F4D78"/>
+          <w:sz w:val="22"/>
+        </w:rPr>
+        <w:t>技术追溯｜</w:t>
       </w:r>
-    </w:p>
-    <w:p>
-      <w:pPr>
-        <w:keepLines/>
-        <w:spacing w:before="0" w:after="0" w:line="240" w:lineRule="auto"/>
-      </w:pPr>
       <w:r>
         <w:rPr>
           <w:rFonts w:ascii="Calibri" w:hAnsi="Calibri" w:eastAsia="Microsoft YaHei"/>
@@ -1339,6 +1344,7 @@
     </w:p>
     <w:p>
       <w:pPr>
+        <w:keepNext/>
         <w:keepLines w:val="0"/>
       </w:pPr>
       <w:r>
@@ -1365,16 +1371,20 @@
     <w:p>
       <w:pPr>
         <w:pStyle w:val="Heading3"/>
+        <w:keepNext w:val="0"/>
+        <w:keepLines/>
+        <w:spacing w:before="120" w:after="0" w:line="240" w:lineRule="auto"/>
       </w:pPr>
       <w:r>
-        <w:t>技术追溯</w:t>
+        <w:rPr>
+          <w:rFonts w:ascii="Calibri" w:hAnsi="Calibri" w:eastAsia="Microsoft YaHei"/>
+          <w:b/>
+          <w:i w:val="0"/>
+          <w:color w:val="1F4D78"/>
+          <w:sz w:val="22"/>
+        </w:rPr>
+        <w:t>技术追溯｜</w:t>
       </w:r>
-    </w:p>
-    <w:p>
-      <w:pPr>
-        <w:keepLines/>
-        <w:spacing w:before="0" w:after="0" w:line="240" w:lineRule="auto"/>
-      </w:pPr>
       <w:r>
         <w:rPr>
           <w:rFonts w:ascii="Calibri" w:hAnsi="Calibri" w:eastAsia="Microsoft YaHei"/>
@@ -2058,6 +2068,7 @@
     </w:p>
     <w:p>
       <w:pPr>
+        <w:keepNext/>
         <w:keepLines w:val="0"/>
       </w:pPr>
       <w:r>
@@ -2084,16 +2095,20 @@
     <w:p>
       <w:pPr>
         <w:pStyle w:val="Heading3"/>
+        <w:keepNext w:val="0"/>
+        <w:keepLines/>
+        <w:spacing w:before="120" w:after="0" w:line="240" w:lineRule="auto"/>
       </w:pPr>
       <w:r>
-        <w:t>技术追溯</w:t>
+        <w:rPr>
+          <w:rFonts w:ascii="Calibri" w:hAnsi="Calibri" w:eastAsia="Microsoft YaHei"/>
+          <w:b/>
+          <w:i w:val="0"/>
+          <w:color w:val="1F4D78"/>
+          <w:sz w:val="22"/>
+        </w:rPr>
+        <w:t>技术追溯｜</w:t>
       </w:r>
-    </w:p>
-    <w:p>
-      <w:pPr>
-        <w:keepLines/>
-        <w:spacing w:before="0" w:after="0" w:line="240" w:lineRule="auto"/>
-      </w:pPr>
       <w:r>
         <w:rPr>
           <w:rFonts w:ascii="Calibri" w:hAnsi="Calibri" w:eastAsia="Microsoft YaHei"/>
@@ -2777,6 +2792,7 @@
     </w:p>
     <w:p>
       <w:pPr>
+        <w:keepNext/>
         <w:keepLines w:val="0"/>
       </w:pPr>
       <w:r>
@@ -2803,16 +2819,20 @@
     <w:p>
       <w:pPr>
         <w:pStyle w:val="Heading3"/>
+        <w:keepNext w:val="0"/>
+        <w:keepLines/>
+        <w:spacing w:before="120" w:after="0" w:line="240" w:lineRule="auto"/>
       </w:pPr>
       <w:r>
-        <w:t>技术追溯</w:t>
+        <w:rPr>
+          <w:rFonts w:ascii="Calibri" w:hAnsi="Calibri" w:eastAsia="Microsoft YaHei"/>
+          <w:b/>
+          <w:i w:val="0"/>
+          <w:color w:val="1F4D78"/>
+          <w:sz w:val="22"/>
+        </w:rPr>
+        <w:t>技术追溯｜</w:t>
       </w:r>
-    </w:p>
-    <w:p>
-      <w:pPr>
-        <w:keepLines/>
-        <w:spacing w:before="0" w:after="0" w:line="240" w:lineRule="auto"/>
-      </w:pPr>
       <w:r>
         <w:rPr>
           <w:rFonts w:ascii="Calibri" w:hAnsi="Calibri" w:eastAsia="Microsoft YaHei"/>
@@ -3496,6 +3516,7 @@
     </w:p>
     <w:p>
       <w:pPr>
+        <w:keepNext/>
         <w:keepLines w:val="0"/>
       </w:pPr>
       <w:r>
@@ -3522,16 +3543,20 @@
     <w:p>
       <w:pPr>
         <w:pStyle w:val="Heading3"/>
+        <w:keepNext w:val="0"/>
+        <w:keepLines/>
+        <w:spacing w:before="120" w:after="0" w:line="240" w:lineRule="auto"/>
       </w:pPr>
       <w:r>
-        <w:t>技术追溯</w:t>
+        <w:rPr>
+          <w:rFonts w:ascii="Calibri" w:hAnsi="Calibri" w:eastAsia="Microsoft YaHei"/>
+          <w:b/>
+          <w:i w:val="0"/>
+          <w:color w:val="1F4D78"/>
+          <w:sz w:val="22"/>
+        </w:rPr>
+        <w:t>技术追溯｜</w:t>
       </w:r>
-    </w:p>
-    <w:p>
-      <w:pPr>
-        <w:keepLines/>
-        <w:spacing w:before="0" w:after="0" w:line="240" w:lineRule="auto"/>
-      </w:pPr>
       <w:r>
         <w:rPr>
           <w:rFonts w:ascii="Calibri" w:hAnsi="Calibri" w:eastAsia="Microsoft YaHei"/>
